--- a/az/wisdom-stories/Bakhtiyar Sirajov/if-fate-allows.docx
+++ b/az/wisdom-stories/Bakhtiyar Sirajov/if-fate-allows.docx
@@ -20,7 +20,7 @@
         <w:spacing w:after="80"/>
       </w:pPr>
       <w:r>
-        <w:t>Bəlkə qismətdən heç nə gözləmək lazım deyil? Bəlkə bu da “gözdən uzaq, könüldən iraq” dedikləridir?</w:t>
+        <w:t>Bəlkə, qismətdən heç nə gözləmək lazım deyil? Bəlkə, bu da “gözdən uzaq, könüldən iraq” dedikləridir?</w:t>
       </w:r>
     </w:p>
     <w:p>
